--- a/lessons/9-1-flagship/downloads/9-1-flagship-notes-teacher.docx
+++ b/lessons/9-1-flagship/downloads/9-1-flagship-notes-teacher.docx
@@ -14,7 +14,7 @@
           <w:sz w:val="18"/>
           <w:szCs w:val="18"/>
         </w:rPr>
-        <w:t xml:space="preserve">UNIT 9  ·  LESSON 1      STANDARD 6.NS.6</w:t>
+        <w:t xml:space="preserve">UNIT 9  ·  LESSON 1      STANDARD 6.NOS.6</w:t>
       </w:r>
     </w:p>
     <w:p>
@@ -2634,6 +2634,32 @@
     </w:p>
     <w:p>
       <w:pPr>
+        <w:pStyle w:val="Heading2"/>
+        <w:spacing w:after="80" w:before="180"/>
+      </w:pPr>
+      <w:r>
+        <w:rPr>
+          <w:b/>
+          <w:bCs/>
+          <w:color w:val="12355B"/>
+          <w:sz w:val="24"/>
+          <w:szCs w:val="24"/>
+        </w:rPr>
+        <w:t xml:space="preserve">Level 1 Support</w:t>
+      </w:r>
+      <w:r>
+        <w:rPr>
+          <w:i/>
+          <w:iCs/>
+          <w:color w:val="1FA6A2"/>
+          <w:sz w:val="19"/>
+          <w:szCs w:val="19"/>
+        </w:rPr>
+        <w:t xml:space="preserve">   extra scaffolding</w:t>
+      </w:r>
+    </w:p>
+    <w:p>
+      <w:pPr>
         <w:keepNext/>
         <w:spacing w:after="60" w:before="160"/>
       </w:pPr>
@@ -2764,396 +2790,6 @@
     </w:tbl>
     <w:p>
       <w:pPr>
-        <w:keepNext/>
-        <w:spacing w:after="60" w:before="160"/>
-      </w:pPr>
-      <w:r>
-        <w:rPr>
-          <w:b/>
-          <w:bCs/>
-          <w:color w:val="12355B"/>
-          <w:sz w:val="22"/>
-          <w:szCs w:val="22"/>
-        </w:rPr>
-        <w:t xml:space="preserve">2.  </w:t>
-      </w:r>
-      <w:r>
-        <w:rPr>
-          <w:b/>
-          <w:bCs/>
-          <w:sz w:val="21"/>
-          <w:szCs w:val="21"/>
-        </w:rPr>
-        <w:t xml:space="preserve">Stage 1 — Captain Vega's note says the first landmark, Palm Cove, is 6 units to the right and 4 units up from the origin. Which ordered pair names Palm Cove?</w:t>
-      </w:r>
-    </w:p>
-    <w:p>
-      <w:pPr>
-        <w:spacing w:after="40"/>
-        <w:ind w:left="420"/>
-      </w:pPr>
-      <w:r>
-        <w:rPr>
-          <w:sz w:val="20"/>
-          <w:szCs w:val="20"/>
-        </w:rPr>
-        <w:t xml:space="preserve">A)  (6, 4)</w:t>
-      </w:r>
-    </w:p>
-    <w:p>
-      <w:pPr>
-        <w:spacing w:after="40"/>
-        <w:ind w:left="420"/>
-      </w:pPr>
-      <w:r>
-        <w:rPr>
-          <w:sz w:val="20"/>
-          <w:szCs w:val="20"/>
-        </w:rPr>
-        <w:t xml:space="preserve">B)  (4, 6)</w:t>
-      </w:r>
-    </w:p>
-    <w:p>
-      <w:pPr>
-        <w:spacing w:after="40"/>
-        <w:ind w:left="420"/>
-      </w:pPr>
-      <w:r>
-        <w:rPr>
-          <w:sz w:val="20"/>
-          <w:szCs w:val="20"/>
-        </w:rPr>
-        <w:t xml:space="preserve">C)  (6, 0)</w:t>
-      </w:r>
-    </w:p>
-    <w:p>
-      <w:pPr>
-        <w:spacing w:after="40"/>
-        <w:ind w:left="420"/>
-      </w:pPr>
-      <w:r>
-        <w:rPr>
-          <w:sz w:val="20"/>
-          <w:szCs w:val="20"/>
-        </w:rPr>
-        <w:t xml:space="preserve">D)  (0, 4)</w:t>
-      </w:r>
-    </w:p>
-    <w:p>
-      <w:pPr>
-        <w:spacing w:after="20"/>
-      </w:pPr>
-      <w:r>
-        <w:t xml:space="preserve"/>
-      </w:r>
-    </w:p>
-    <w:tbl>
-      <w:tblPr>
-        <w:tblW w:type="pct" w:w="100%"/>
-        <w:tblBorders>
-          <w:top w:val="single" w:color="C7D2DD" w:sz="6"/>
-          <w:left w:val="single" w:color="C7D2DD" w:sz="6"/>
-          <w:bottom w:val="single" w:color="C7D2DD" w:sz="6"/>
-          <w:right w:val="single" w:color="C7D2DD" w:sz="6"/>
-          <w:insideH w:val="single" w:color="auto" w:sz="4"/>
-          <w:insideV w:val="single" w:color="auto" w:sz="4"/>
-        </w:tblBorders>
-      </w:tblPr>
-      <w:tblGrid>
-        <w:gridCol w:w="100"/>
-      </w:tblGrid>
-      <w:tr>
-        <w:tc>
-          <w:tcPr>
-            <w:shd w:fill="FBF3E2" w:color="auto" w:val="clear"/>
-            <w:tcMar>
-              <w:top w:type="dxa" w:w="60"/>
-              <w:left w:type="dxa" w:w="120"/>
-              <w:bottom w:type="dxa" w:w="60"/>
-              <w:right w:type="dxa" w:w="120"/>
-            </w:tcMar>
-          </w:tcPr>
-          <w:p>
-            <w:pPr>
-              <w:spacing w:after="0" w:line="320"/>
-            </w:pPr>
-            <w:r>
-              <w:t xml:space="preserve"/>
-            </w:r>
-          </w:p>
-          <w:p>
-            <w:pPr>
-              <w:spacing w:after="0" w:line="320"/>
-            </w:pPr>
-            <w:r>
-              <w:t xml:space="preserve"/>
-            </w:r>
-          </w:p>
-        </w:tc>
-      </w:tr>
-    </w:tbl>
-    <w:p>
-      <w:pPr>
-        <w:keepNext/>
-        <w:spacing w:after="60" w:before="160"/>
-      </w:pPr>
-      <w:r>
-        <w:rPr>
-          <w:b/>
-          <w:bCs/>
-          <w:color w:val="12355B"/>
-          <w:sz w:val="22"/>
-          <w:szCs w:val="22"/>
-        </w:rPr>
-        <w:t xml:space="preserve">3.  </w:t>
-      </w:r>
-      <w:r>
-        <w:rPr>
-          <w:b/>
-          <w:bCs/>
-          <w:sz w:val="21"/>
-          <w:szCs w:val="21"/>
-        </w:rPr>
-        <w:t xml:space="preserve">Stage 2 — The next clue points to Skull Rock at (-5, 3). Which quadrant is Skull Rock in?</w:t>
-      </w:r>
-    </w:p>
-    <w:p>
-      <w:pPr>
-        <w:spacing w:after="40"/>
-        <w:ind w:left="420"/>
-      </w:pPr>
-      <w:r>
-        <w:rPr>
-          <w:sz w:val="20"/>
-          <w:szCs w:val="20"/>
-        </w:rPr>
-        <w:t xml:space="preserve">A)  Quadrant II</w:t>
-      </w:r>
-    </w:p>
-    <w:p>
-      <w:pPr>
-        <w:spacing w:after="40"/>
-        <w:ind w:left="420"/>
-      </w:pPr>
-      <w:r>
-        <w:rPr>
-          <w:sz w:val="20"/>
-          <w:szCs w:val="20"/>
-        </w:rPr>
-        <w:t xml:space="preserve">B)  Quadrant I</w:t>
-      </w:r>
-    </w:p>
-    <w:p>
-      <w:pPr>
-        <w:spacing w:after="40"/>
-        <w:ind w:left="420"/>
-      </w:pPr>
-      <w:r>
-        <w:rPr>
-          <w:sz w:val="20"/>
-          <w:szCs w:val="20"/>
-        </w:rPr>
-        <w:t xml:space="preserve">C)  Quadrant III</w:t>
-      </w:r>
-    </w:p>
-    <w:p>
-      <w:pPr>
-        <w:spacing w:after="40"/>
-        <w:ind w:left="420"/>
-      </w:pPr>
-      <w:r>
-        <w:rPr>
-          <w:sz w:val="20"/>
-          <w:szCs w:val="20"/>
-        </w:rPr>
-        <w:t xml:space="preserve">D)  Quadrant IV</w:t>
-      </w:r>
-    </w:p>
-    <w:p>
-      <w:pPr>
-        <w:spacing w:after="20"/>
-      </w:pPr>
-      <w:r>
-        <w:t xml:space="preserve"/>
-      </w:r>
-    </w:p>
-    <w:tbl>
-      <w:tblPr>
-        <w:tblW w:type="pct" w:w="100%"/>
-        <w:tblBorders>
-          <w:top w:val="single" w:color="C7D2DD" w:sz="6"/>
-          <w:left w:val="single" w:color="C7D2DD" w:sz="6"/>
-          <w:bottom w:val="single" w:color="C7D2DD" w:sz="6"/>
-          <w:right w:val="single" w:color="C7D2DD" w:sz="6"/>
-          <w:insideH w:val="single" w:color="auto" w:sz="4"/>
-          <w:insideV w:val="single" w:color="auto" w:sz="4"/>
-        </w:tblBorders>
-      </w:tblPr>
-      <w:tblGrid>
-        <w:gridCol w:w="100"/>
-      </w:tblGrid>
-      <w:tr>
-        <w:tc>
-          <w:tcPr>
-            <w:shd w:fill="FBF3E2" w:color="auto" w:val="clear"/>
-            <w:tcMar>
-              <w:top w:type="dxa" w:w="60"/>
-              <w:left w:type="dxa" w:w="120"/>
-              <w:bottom w:type="dxa" w:w="60"/>
-              <w:right w:type="dxa" w:w="120"/>
-            </w:tcMar>
-          </w:tcPr>
-          <w:p>
-            <w:pPr>
-              <w:spacing w:after="0" w:line="320"/>
-            </w:pPr>
-            <w:r>
-              <w:t xml:space="preserve"/>
-            </w:r>
-          </w:p>
-          <w:p>
-            <w:pPr>
-              <w:spacing w:after="0" w:line="320"/>
-            </w:pPr>
-            <w:r>
-              <w:t xml:space="preserve"/>
-            </w:r>
-          </w:p>
-        </w:tc>
-      </w:tr>
-    </w:tbl>
-    <w:p>
-      <w:pPr>
-        <w:keepNext/>
-        <w:spacing w:after="60" w:before="160"/>
-      </w:pPr>
-      <w:r>
-        <w:rPr>
-          <w:b/>
-          <w:bCs/>
-          <w:color w:val="12355B"/>
-          <w:sz w:val="22"/>
-          <w:szCs w:val="22"/>
-        </w:rPr>
-        <w:t xml:space="preserve">4.  </w:t>
-      </w:r>
-      <w:r>
-        <w:rPr>
-          <w:b/>
-          <w:bCs/>
-          <w:sz w:val="21"/>
-          <w:szCs w:val="21"/>
-        </w:rPr>
-        <w:t xml:space="preserve">Stage 5 — Captain Vega marks the final treasure 0 units across and 8 units up from the origin. Where does this point land?</w:t>
-      </w:r>
-    </w:p>
-    <w:p>
-      <w:pPr>
-        <w:spacing w:after="40"/>
-        <w:ind w:left="420"/>
-      </w:pPr>
-      <w:r>
-        <w:rPr>
-          <w:sz w:val="20"/>
-          <w:szCs w:val="20"/>
-        </w:rPr>
-        <w:t xml:space="preserve">A)  On the y-axis at (0, 8)</w:t>
-      </w:r>
-    </w:p>
-    <w:p>
-      <w:pPr>
-        <w:spacing w:after="40"/>
-        <w:ind w:left="420"/>
-      </w:pPr>
-      <w:r>
-        <w:rPr>
-          <w:sz w:val="20"/>
-          <w:szCs w:val="20"/>
-        </w:rPr>
-        <w:t xml:space="preserve">B)  On the x-axis at (8, 0)</w:t>
-      </w:r>
-    </w:p>
-    <w:p>
-      <w:pPr>
-        <w:spacing w:after="40"/>
-        <w:ind w:left="420"/>
-      </w:pPr>
-      <w:r>
-        <w:rPr>
-          <w:sz w:val="20"/>
-          <w:szCs w:val="20"/>
-        </w:rPr>
-        <w:t xml:space="preserve">C)  In Quadrant I at (8, 8)</w:t>
-      </w:r>
-    </w:p>
-    <w:p>
-      <w:pPr>
-        <w:spacing w:after="40"/>
-        <w:ind w:left="420"/>
-      </w:pPr>
-      <w:r>
-        <w:rPr>
-          <w:sz w:val="20"/>
-          <w:szCs w:val="20"/>
-        </w:rPr>
-        <w:t xml:space="preserve">D)  At the origin (0, 0)</w:t>
-      </w:r>
-    </w:p>
-    <w:p>
-      <w:pPr>
-        <w:spacing w:after="20"/>
-      </w:pPr>
-      <w:r>
-        <w:t xml:space="preserve"/>
-      </w:r>
-    </w:p>
-    <w:tbl>
-      <w:tblPr>
-        <w:tblW w:type="pct" w:w="100%"/>
-        <w:tblBorders>
-          <w:top w:val="single" w:color="C7D2DD" w:sz="6"/>
-          <w:left w:val="single" w:color="C7D2DD" w:sz="6"/>
-          <w:bottom w:val="single" w:color="C7D2DD" w:sz="6"/>
-          <w:right w:val="single" w:color="C7D2DD" w:sz="6"/>
-          <w:insideH w:val="single" w:color="auto" w:sz="4"/>
-          <w:insideV w:val="single" w:color="auto" w:sz="4"/>
-        </w:tblBorders>
-      </w:tblPr>
-      <w:tblGrid>
-        <w:gridCol w:w="100"/>
-      </w:tblGrid>
-      <w:tr>
-        <w:tc>
-          <w:tcPr>
-            <w:shd w:fill="FBF3E2" w:color="auto" w:val="clear"/>
-            <w:tcMar>
-              <w:top w:type="dxa" w:w="60"/>
-              <w:left w:type="dxa" w:w="120"/>
-              <w:bottom w:type="dxa" w:w="60"/>
-              <w:right w:type="dxa" w:w="120"/>
-            </w:tcMar>
-          </w:tcPr>
-          <w:p>
-            <w:pPr>
-              <w:spacing w:after="0" w:line="320"/>
-            </w:pPr>
-            <w:r>
-              <w:t xml:space="preserve"/>
-            </w:r>
-          </w:p>
-          <w:p>
-            <w:pPr>
-              <w:spacing w:after="0" w:line="320"/>
-            </w:pPr>
-            <w:r>
-              <w:t xml:space="preserve"/>
-            </w:r>
-          </w:p>
-        </w:tc>
-      </w:tr>
-    </w:tbl>
-    <w:p>
-      <w:pPr>
         <w:pStyle w:val="Heading1"/>
         <w:pageBreakBefore/>
         <w:pBdr>
@@ -3522,23 +3158,17 @@
     </w:p>
     <w:p>
       <w:pPr>
-        <w:spacing w:after="80"/>
-      </w:pPr>
-      <w:r>
-        <w:rPr>
-          <w:b/>
-          <w:bCs/>
-          <w:sz w:val="21"/>
-          <w:szCs w:val="21"/>
-        </w:rPr>
-        <w:t xml:space="preserve">1.  </w:t>
-      </w:r>
-      <w:r>
-        <w:rPr>
-          <w:sz w:val="21"/>
-          <w:szCs w:val="21"/>
-        </w:rPr>
-        <w:t xml:space="preserve">A)  Move 6 units to the right</w:t>
+        <w:spacing w:after="100"/>
+      </w:pPr>
+      <w:r>
+        <w:rPr>
+          <w:b/>
+          <w:bCs/>
+          <w:color w:val="B97A12"/>
+          <w:sz w:val="20"/>
+          <w:szCs w:val="20"/>
+        </w:rPr>
+        <w:t xml:space="preserve">Watch for this mistake:  </w:t>
       </w:r>
       <w:r>
         <w:rPr>
@@ -3548,7 +3178,23 @@
           <w:sz w:val="19"/>
           <w:szCs w:val="19"/>
         </w:rPr>
-        <w:t xml:space="preserve">  — The first number (x-coordinate) tells you horizontal movement. 6 means go right 6 units from the origin.</w:t>
+        <w:t xml:space="preserve">A common mistake in Graph on the Coordinate Plane is swapping the x- and y-coordinates when plotting a point — moving up first using the y-value, then moving right using the x-value, instead of always reading the ordered pair as (horizontal, vertical). For the point (3, 5), this mistake lands the dot at (5, 3) instead of the correct spot: right 3, then up 5. Before you submit, retrace your steps and check that you moved right/left using the FIRST number and up/down using the SECOND number.</w:t>
+      </w:r>
+    </w:p>
+    <w:p>
+      <w:pPr>
+        <w:pStyle w:val="Heading2"/>
+        <w:spacing w:after="80" w:before="180"/>
+      </w:pPr>
+      <w:r>
+        <w:rPr>
+          <w:b/>
+          <w:bCs/>
+          <w:color w:val="12355B"/>
+          <w:sz w:val="24"/>
+          <w:szCs w:val="24"/>
+        </w:rPr>
+        <w:t xml:space="preserve">Level 1 Support</w:t>
       </w:r>
     </w:p>
     <w:p>
@@ -3562,14 +3208,14 @@
           <w:sz w:val="21"/>
           <w:szCs w:val="21"/>
         </w:rPr>
-        <w:t xml:space="preserve">2.  </w:t>
-      </w:r>
-      <w:r>
-        <w:rPr>
-          <w:sz w:val="21"/>
-          <w:szCs w:val="21"/>
-        </w:rPr>
-        <w:t xml:space="preserve">A)  (6, 4)</w:t>
+        <w:t xml:space="preserve">1.  </w:t>
+      </w:r>
+      <w:r>
+        <w:rPr>
+          <w:sz w:val="21"/>
+          <w:szCs w:val="21"/>
+        </w:rPr>
+        <w:t xml:space="preserve">A)  Move 6 units to the right</w:t>
       </w:r>
       <w:r>
         <w:rPr>
@@ -3579,69 +3225,7 @@
           <w:sz w:val="19"/>
           <w:szCs w:val="19"/>
         </w:rPr>
-        <w:t xml:space="preserve">  — The first number is horizontal (right 6) and the second is vertical (up 4), so Palm Cove is at (6, 4).</w:t>
-      </w:r>
-    </w:p>
-    <w:p>
-      <w:pPr>
-        <w:spacing w:after="80"/>
-      </w:pPr>
-      <w:r>
-        <w:rPr>
-          <w:b/>
-          <w:bCs/>
-          <w:sz w:val="21"/>
-          <w:szCs w:val="21"/>
-        </w:rPr>
-        <w:t xml:space="preserve">3.  </w:t>
-      </w:r>
-      <w:r>
-        <w:rPr>
-          <w:sz w:val="21"/>
-          <w:szCs w:val="21"/>
-        </w:rPr>
-        <w:t xml:space="preserve">A)  Quadrant II</w:t>
-      </w:r>
-      <w:r>
-        <w:rPr>
-          <w:i/>
-          <w:iCs/>
-          <w:color w:val="5F6F80"/>
-          <w:sz w:val="19"/>
-          <w:szCs w:val="19"/>
-        </w:rPr>
-        <w:t xml:space="preserve">  — The x-coordinate is negative (left) and the y-coordinate is positive (up). Negative x and positive y land in the top-left region, Quadrant II.</w:t>
-      </w:r>
-    </w:p>
-    <w:p>
-      <w:pPr>
-        <w:spacing w:after="80"/>
-      </w:pPr>
-      <w:r>
-        <w:rPr>
-          <w:b/>
-          <w:bCs/>
-          <w:sz w:val="21"/>
-          <w:szCs w:val="21"/>
-        </w:rPr>
-        <w:t xml:space="preserve">4.  </w:t>
-      </w:r>
-      <w:r>
-        <w:rPr>
-          <w:sz w:val="21"/>
-          <w:szCs w:val="21"/>
-        </w:rPr>
-        <w:t xml:space="preserve">A)  On the y-axis at (0, 8)</w:t>
-      </w:r>
-      <w:r>
-        <w:rPr>
-          <w:i/>
-          <w:iCs/>
-          <w:color w:val="5F6F80"/>
-          <w:sz w:val="19"/>
-          <w:szCs w:val="19"/>
-        </w:rPr>
-        <w:t xml:space="preserve">  — An x-coordinate of 0 means no horizontal move, so the point stays on the y-axis. Moving up 8 places it at (0, 8).</w:t>
+        <w:t xml:space="preserve">  — The first number (x-coordinate) tells you horizontal movement. 6 means go right 6 units from the origin.</w:t>
       </w:r>
     </w:p>
     <w:p>

--- a/lessons/9-1-flagship/downloads/9-1-flagship-notes-teacher.docx
+++ b/lessons/9-1-flagship/downloads/9-1-flagship-notes-teacher.docx
@@ -1423,7 +1423,22 @@
           <w:sz w:val="30"/>
           <w:szCs w:val="30"/>
         </w:rPr>
-        <w:t xml:space="preserve">Worked Example</w:t>
+        <w:t xml:space="preserve">Write About the Math</w:t>
+      </w:r>
+    </w:p>
+    <w:p>
+      <w:pPr>
+        <w:spacing w:after="100"/>
+      </w:pPr>
+      <w:r>
+        <w:rPr>
+          <w:i/>
+          <w:iCs/>
+          <w:color w:val="5F6F80"/>
+          <w:sz w:val="19"/>
+          <w:szCs w:val="19"/>
+        </w:rPr>
+        <w:t xml:space="preserve">Use the support level you need. Every level answers the same math question.</w:t>
       </w:r>
     </w:p>
     <w:p>
@@ -1439,17 +1454,17 @@
           <w:sz w:val="24"/>
           <w:szCs w:val="24"/>
         </w:rPr>
-        <w:t xml:space="preserve">Watch &amp; Read</w:t>
+        <w:t xml:space="preserve">1. Understand the Question</w:t>
       </w:r>
       <w:r>
         <w:rPr>
           <w:i/>
           <w:iCs/>
-          <w:color w:val="1FA6A2"/>
-          <w:sz w:val="19"/>
-          <w:szCs w:val="19"/>
-        </w:rPr>
-        <w:t xml:space="preserve">   I Do — follow along with your teacher</w:t>
+          <w:color w:val="B97A12"/>
+          <w:sz w:val="19"/>
+          <w:szCs w:val="19"/>
+        </w:rPr>
+        <w:t xml:space="preserve">   explain</w:t>
       </w:r>
     </w:p>
     <w:tbl>
@@ -1484,25 +1499,44 @@
             </w:pPr>
             <w:r>
               <w:rPr>
+                <w:color w:val="1A2733"/>
+                <w:sz w:val="21"/>
+                <w:szCs w:val="21"/>
+              </w:rPr>
+              <w:t xml:space="preserve">Your map says the treasure is at (4, 2). Walk your partner through every move you make from the origin, using the words x-axis and y-axis?</w:t>
+            </w:r>
+          </w:p>
+          <w:p>
+            <w:pPr>
+              <w:spacing w:after="0"/>
+            </w:pPr>
+            <w:r>
+              <w:rPr>
                 <w:b/>
                 <w:bCs/>
                 <w:color w:val="12355B"/>
-                <w:sz w:val="22"/>
-                <w:szCs w:val="22"/>
-              </w:rPr>
-              <w:t xml:space="preserve">Treasure Map Navigation</w:t>
-            </w:r>
-          </w:p>
-          <w:p>
-            <w:pPr>
-              <w:spacing w:after="0"/>
-            </w:pPr>
-            <w:r>
-              <w:rPr>
-                <w:sz w:val="21"/>
-                <w:szCs w:val="21"/>
-              </w:rPr>
-              <w:t xml:space="preserve">Captain Vega left a treasure map, but instead of an 'X marks the spot,' she hid the directions as ordered pairs! To find the treasure, you need to plot each point on the coordinate plane and connect them in order. The first clue says: Start at (2, 1), then go to (5, 4), then (8, 1).</w:t>
+                <w:sz w:val="20"/>
+                <w:szCs w:val="20"/>
+              </w:rPr>
+              <w:t xml:space="preserve">Your job:  </w:t>
+            </w:r>
+            <w:r>
+              <w:rPr>
+                <w:sz w:val="20"/>
+                <w:szCs w:val="20"/>
+              </w:rPr>
+              <w:t xml:space="preserve">Answer the question. Use math evidence. Explain how the evidence proves your answer.</w:t>
+            </w:r>
+            <w:r>
+              <w:rPr>
+                <w:i/>
+                <w:iCs/>
+                <w:color w:val="5F6F80"/>
+                <w:sz w:val="18"/>
+                <w:szCs w:val="18"/>
+              </w:rPr>
+              <w:br/>
+              <w:t xml:space="preserve">Responde la pregunta. Usa evidencia matemática. Explica cómo la evidencia demuestra tu respuesta.</w:t>
             </w:r>
           </w:p>
         </w:tc>
@@ -1510,94 +1544,6 @@
     </w:tbl>
     <w:p>
       <w:pPr>
-        <w:spacing w:after="80"/>
-      </w:pPr>
-      <w:r>
-        <w:t xml:space="preserve"/>
-      </w:r>
-    </w:p>
-    <w:p>
-      <w:pPr>
-        <w:spacing w:after="50" w:before="60"/>
-      </w:pPr>
-      <w:r>
-        <w:rPr>
-          <w:b/>
-          <w:bCs/>
-          <w:color w:val="12355B"/>
-          <w:sz w:val="21"/>
-          <w:szCs w:val="21"/>
-        </w:rPr>
-        <w:t xml:space="preserve">Think about:</w:t>
-      </w:r>
-    </w:p>
-    <w:p>
-      <w:pPr>
-        <w:spacing w:after="40"/>
-        <w:ind w:left="300"/>
-      </w:pPr>
-      <w:r>
-        <w:rPr>
-          <w:sz w:val="20"/>
-          <w:szCs w:val="20"/>
-        </w:rPr>
-        <w:t xml:space="preserve">•  What shape will the three points make when connected?</w:t>
-      </w:r>
-    </w:p>
-    <w:p>
-      <w:pPr>
-        <w:spacing w:after="40"/>
-        <w:ind w:left="300"/>
-      </w:pPr>
-      <w:r>
-        <w:rPr>
-          <w:sz w:val="20"/>
-          <w:szCs w:val="20"/>
-        </w:rPr>
-        <w:t xml:space="preserve">•  Which number tells you how far right/left? Which tells you up/down?</w:t>
-      </w:r>
-    </w:p>
-    <w:p>
-      <w:pPr>
-        <w:spacing w:after="40"/>
-        <w:ind w:left="300"/>
-      </w:pPr>
-      <w:r>
-        <w:rPr>
-          <w:sz w:val="20"/>
-          <w:szCs w:val="20"/>
-        </w:rPr>
-        <w:t xml:space="preserve">•  Why is the ORDER in an ordered pair important?</w:t>
-      </w:r>
-    </w:p>
-    <w:p>
-      <w:pPr>
-        <w:spacing w:after="40"/>
-        <w:ind w:left="300"/>
-      </w:pPr>
-      <w:r>
-        <w:rPr>
-          <w:sz w:val="20"/>
-          <w:szCs w:val="20"/>
-        </w:rPr>
-        <w:t xml:space="preserve">•  What if one of the coordinates was negative?</w:t>
-      </w:r>
-    </w:p>
-    <w:p>
-      <w:pPr>
-        <w:spacing w:after="40"/>
-        <w:ind w:left="300"/>
-      </w:pPr>
-      <w:r>
-        <w:rPr>
-          <w:sz w:val="20"/>
-          <w:szCs w:val="20"/>
-        </w:rPr>
-        <w:t xml:space="preserve">•  How would you describe a location without a coordinate plane?</w:t>
-      </w:r>
-    </w:p>
-    <w:p>
-      <w:pPr>
         <w:pStyle w:val="Heading2"/>
         <w:spacing w:after="80" w:before="180"/>
       </w:pPr>
@@ -1609,7 +1555,7 @@
           <w:sz w:val="24"/>
           <w:szCs w:val="24"/>
         </w:rPr>
-        <w:t xml:space="preserve">Solved Example</w:t>
+        <w:t xml:space="preserve">2. Plan Your Math Words</w:t>
       </w:r>
       <w:r>
         <w:rPr>
@@ -1619,172 +1565,299 @@
           <w:sz w:val="19"/>
           <w:szCs w:val="19"/>
         </w:rPr>
-        <w:t xml:space="preserve">   I Do — watch each step</w:t>
-      </w:r>
-    </w:p>
-    <w:p>
-      <w:pPr>
-        <w:keepNext/>
-        <w:spacing w:after="40"/>
-      </w:pPr>
-      <w:r>
-        <w:rPr>
-          <w:b/>
-          <w:bCs/>
-          <w:color w:val="12355B"/>
-          <w:sz w:val="21"/>
-          <w:szCs w:val="21"/>
-        </w:rPr>
-        <w:t xml:space="preserve">Problem:  </w:t>
-      </w:r>
-      <w:r>
-        <w:rPr>
-          <w:sz w:val="21"/>
-          <w:szCs w:val="21"/>
-        </w:rPr>
-        <w:t xml:space="preserve">Which ordered pair names a point 3 units right and 7 units up from the origin?</w:t>
-      </w:r>
-    </w:p>
-    <w:p>
-      <w:pPr>
-        <w:spacing w:after="30"/>
-        <w:ind w:left="420"/>
-      </w:pPr>
-      <w:r>
-        <w:rPr>
+        <w:t xml:space="preserve">   check at least two</w:t>
+      </w:r>
+    </w:p>
+    <w:p>
+      <w:pPr>
+        <w:spacing w:after="60"/>
+      </w:pPr>
+      <w:r>
+        <w:rPr>
+          <w:b/>
+          <w:bCs/>
+          <w:color w:val="1FA6A2"/>
+          <w:sz w:val="22"/>
+          <w:szCs w:val="22"/>
+        </w:rPr>
+        <w:t xml:space="preserve">☐  </w:t>
+      </w:r>
+      <w:r>
+        <w:rPr>
+          <w:b/>
+          <w:bCs/>
+          <w:color w:val="12355B"/>
           <w:sz w:val="20"/>
           <w:szCs w:val="20"/>
         </w:rPr>
-        <w:t xml:space="preserve">A)  (3, 7)</w:t>
-      </w:r>
-    </w:p>
-    <w:p>
-      <w:pPr>
-        <w:spacing w:after="30"/>
-        <w:ind w:left="420"/>
-      </w:pPr>
+        <w:t xml:space="preserve">Coordinate plane — </w:t>
+      </w:r>
       <w:r>
         <w:rPr>
           <w:sz w:val="20"/>
           <w:szCs w:val="20"/>
         </w:rPr>
-        <w:t xml:space="preserve">B)  (7, 3)</w:t>
-      </w:r>
-    </w:p>
-    <w:p>
-      <w:pPr>
-        <w:spacing w:after="30"/>
-        <w:ind w:left="420"/>
-      </w:pPr>
-      <w:r>
-        <w:rPr>
+        <w:t xml:space="preserve">A grid with a line going across and a line going up that cross.</w:t>
+      </w:r>
+      <w:r>
+        <w:rPr>
+          <w:i/>
+          <w:iCs/>
+          <w:color w:val="5F6F80"/>
+          <w:sz w:val="18"/>
+          <w:szCs w:val="18"/>
+        </w:rPr>
+        <w:br/>
+        <w:t xml:space="preserve">Plano cartesiano — Una cuadrícula con una línea horizontal y una vertical que se cruzan.</w:t>
+      </w:r>
+    </w:p>
+    <w:p>
+      <w:pPr>
+        <w:spacing w:after="60"/>
+      </w:pPr>
+      <w:r>
+        <w:rPr>
+          <w:b/>
+          <w:bCs/>
+          <w:color w:val="1FA6A2"/>
+          <w:sz w:val="22"/>
+          <w:szCs w:val="22"/>
+        </w:rPr>
+        <w:t xml:space="preserve">☐  </w:t>
+      </w:r>
+      <w:r>
+        <w:rPr>
+          <w:b/>
+          <w:bCs/>
+          <w:color w:val="12355B"/>
           <w:sz w:val="20"/>
           <w:szCs w:val="20"/>
         </w:rPr>
-        <w:t xml:space="preserve">C)  (3, 3)</w:t>
-      </w:r>
-    </w:p>
-    <w:p>
-      <w:pPr>
-        <w:spacing w:after="30"/>
-        <w:ind w:left="420"/>
-      </w:pPr>
+        <w:t xml:space="preserve">Ordered pair — </w:t>
+      </w:r>
       <w:r>
         <w:rPr>
           <w:sz w:val="20"/>
           <w:szCs w:val="20"/>
         </w:rPr>
-        <w:t xml:space="preserve">D)  (0, 7)</w:t>
-      </w:r>
-    </w:p>
-    <w:p>
-      <w:pPr>
-        <w:spacing w:after="20" w:before="50"/>
+        <w:t xml:space="preserve">Two numbers (x, y) that tell where a point is on a grid.</w:t>
+      </w:r>
+      <w:r>
+        <w:rPr>
+          <w:i/>
+          <w:iCs/>
+          <w:color w:val="5F6F80"/>
+          <w:sz w:val="18"/>
+          <w:szCs w:val="18"/>
+        </w:rPr>
+        <w:br/>
+        <w:t xml:space="preserve">Par ordenado — Dos números (x, y) que dicen dónde está un punto en una cuadrícula.</w:t>
+      </w:r>
+    </w:p>
+    <w:p>
+      <w:pPr>
+        <w:spacing w:after="60"/>
       </w:pPr>
       <w:r>
         <w:rPr>
           <w:b/>
           <w:bCs/>
           <w:color w:val="1FA6A2"/>
-          <w:sz w:val="21"/>
-          <w:szCs w:val="21"/>
-        </w:rPr>
-        <w:t xml:space="preserve">Step 1:  </w:t>
-      </w:r>
-      <w:r>
-        <w:rPr>
-          <w:sz w:val="21"/>
-          <w:szCs w:val="21"/>
-        </w:rPr>
-        <w:t xml:space="preserve">The first coordinate is horizontal (right 3), the second is vertical (up 7).</w:t>
-      </w:r>
-    </w:p>
-    <w:p>
-      <w:pPr>
-        <w:spacing w:after="20" w:before="50"/>
+          <w:sz w:val="22"/>
+          <w:szCs w:val="22"/>
+        </w:rPr>
+        <w:t xml:space="preserve">☐  </w:t>
+      </w:r>
+      <w:r>
+        <w:rPr>
+          <w:b/>
+          <w:bCs/>
+          <w:color w:val="12355B"/>
+          <w:sz w:val="20"/>
+          <w:szCs w:val="20"/>
+        </w:rPr>
+        <w:t xml:space="preserve">Origin — </w:t>
+      </w:r>
+      <w:r>
+        <w:rPr>
+          <w:sz w:val="20"/>
+          <w:szCs w:val="20"/>
+        </w:rPr>
+        <w:t xml:space="preserve">The point (0, 0) where the two grid lines cross.</w:t>
+      </w:r>
+      <w:r>
+        <w:rPr>
+          <w:i/>
+          <w:iCs/>
+          <w:color w:val="5F6F80"/>
+          <w:sz w:val="18"/>
+          <w:szCs w:val="18"/>
+        </w:rPr>
+        <w:br/>
+        <w:t xml:space="preserve">Origen — El punto (0, 0) donde se cruzan las dos líneas de la cuadrícula.</w:t>
+      </w:r>
+    </w:p>
+    <w:p>
+      <w:pPr>
+        <w:spacing w:after="60"/>
       </w:pPr>
       <w:r>
         <w:rPr>
           <w:b/>
           <w:bCs/>
           <w:color w:val="1FA6A2"/>
-          <w:sz w:val="21"/>
-          <w:szCs w:val="21"/>
-        </w:rPr>
-        <w:t xml:space="preserve">Step 2:  </w:t>
-      </w:r>
-      <w:r>
-        <w:rPr>
-          <w:sz w:val="21"/>
-          <w:szCs w:val="21"/>
-        </w:rPr>
-        <w:t xml:space="preserve">So (3, 7).</w:t>
-      </w:r>
-    </w:p>
-    <w:p>
-      <w:pPr>
-        <w:spacing w:after="40" w:before="60"/>
-      </w:pPr>
-      <w:r>
-        <w:rPr>
-          <w:b/>
-          <w:bCs/>
-          <w:color w:val="12355B"/>
-          <w:sz w:val="21"/>
-          <w:szCs w:val="21"/>
-        </w:rPr>
-        <w:t xml:space="preserve">Answer:  </w:t>
-      </w:r>
-      <w:r>
-        <w:rPr>
-          <w:b/>
-          <w:bCs/>
-          <w:sz w:val="21"/>
-          <w:szCs w:val="21"/>
-        </w:rPr>
-        <w:t xml:space="preserve">A. (3, 7)</w:t>
-      </w:r>
-    </w:p>
-    <w:p>
-      <w:pPr>
-        <w:pStyle w:val="Heading1"/>
-        <w:pageBreakBefore/>
-        <w:pBdr>
-          <w:bottom w:val="single" w:color="1FA6A2" w:sz="14" w:space="6"/>
-        </w:pBdr>
-        <w:spacing w:after="140" w:before="0"/>
-      </w:pPr>
-      <w:r>
-        <w:rPr>
-          <w:b/>
-          <w:bCs/>
-          <w:color w:val="12355B"/>
-          <w:sz w:val="30"/>
-          <w:szCs w:val="30"/>
-        </w:rPr>
-        <w:t xml:space="preserve">Guided Practice</w:t>
-      </w:r>
-    </w:p>
+          <w:sz w:val="22"/>
+          <w:szCs w:val="22"/>
+        </w:rPr>
+        <w:t xml:space="preserve">☐  </w:t>
+      </w:r>
+      <w:r>
+        <w:rPr>
+          <w:b/>
+          <w:bCs/>
+          <w:color w:val="12355B"/>
+          <w:sz w:val="20"/>
+          <w:szCs w:val="20"/>
+        </w:rPr>
+        <w:t xml:space="preserve">Quadrant — </w:t>
+      </w:r>
+      <w:r>
+        <w:rPr>
+          <w:sz w:val="20"/>
+          <w:szCs w:val="20"/>
+        </w:rPr>
+        <w:t xml:space="preserve">One of the four parts of a coordinate grid.</w:t>
+      </w:r>
+      <w:r>
+        <w:rPr>
+          <w:i/>
+          <w:iCs/>
+          <w:color w:val="5F6F80"/>
+          <w:sz w:val="18"/>
+          <w:szCs w:val="18"/>
+        </w:rPr>
+        <w:br/>
+        <w:t xml:space="preserve">Cuadrante — Una de las cuatro partes de una cuadrícula de coordenadas.</w:t>
+      </w:r>
+    </w:p>
+    <w:p>
+      <w:pPr>
+        <w:spacing w:after="60"/>
+      </w:pPr>
+      <w:r>
+        <w:rPr>
+          <w:b/>
+          <w:bCs/>
+          <w:color w:val="1FA6A2"/>
+          <w:sz w:val="22"/>
+          <w:szCs w:val="22"/>
+        </w:rPr>
+        <w:t xml:space="preserve">☐  </w:t>
+      </w:r>
+      <w:r>
+        <w:rPr>
+          <w:b/>
+          <w:bCs/>
+          <w:color w:val="12355B"/>
+          <w:sz w:val="20"/>
+          <w:szCs w:val="20"/>
+        </w:rPr>
+        <w:t xml:space="preserve">Reflection — </w:t>
+      </w:r>
+      <w:r>
+        <w:rPr>
+          <w:sz w:val="20"/>
+          <w:szCs w:val="20"/>
+        </w:rPr>
+        <w:t xml:space="preserve">A flipped, mirror image across a line.</w:t>
+      </w:r>
+      <w:r>
+        <w:rPr>
+          <w:i/>
+          <w:iCs/>
+          <w:color w:val="5F6F80"/>
+          <w:sz w:val="18"/>
+          <w:szCs w:val="18"/>
+        </w:rPr>
+        <w:br/>
+        <w:t xml:space="preserve">Reflexión — Una imagen reflejada al otro lado de una línea.</w:t>
+      </w:r>
+    </w:p>
+    <w:tbl>
+      <w:tblPr>
+        <w:tblW w:type="pct" w:w="100%"/>
+        <w:tblBorders>
+          <w:top w:val="single" w:color="1FA6A2" w:sz="8"/>
+          <w:left w:val="single" w:color="1FA6A2" w:sz="8"/>
+          <w:bottom w:val="single" w:color="1FA6A2" w:sz="8"/>
+          <w:right w:val="single" w:color="1FA6A2" w:sz="8"/>
+          <w:insideH w:val="single" w:color="auto" w:sz="4"/>
+          <w:insideV w:val="single" w:color="auto" w:sz="4"/>
+        </w:tblBorders>
+      </w:tblPr>
+      <w:tblGrid>
+        <w:gridCol w:w="100"/>
+      </w:tblGrid>
+      <w:tr>
+        <w:tc>
+          <w:tcPr>
+            <w:shd w:fill="F7FFFD" w:color="auto" w:val="clear"/>
+            <w:tcMar>
+              <w:top w:type="dxa" w:w="120"/>
+              <w:left w:type="dxa" w:w="180"/>
+              <w:bottom w:type="dxa" w:w="120"/>
+              <w:right w:type="dxa" w:w="180"/>
+            </w:tcMar>
+          </w:tcPr>
+          <w:p>
+            <w:pPr>
+              <w:spacing w:after="50"/>
+            </w:pPr>
+            <w:r>
+              <w:rPr>
+                <w:b/>
+                <w:bCs/>
+                <w:color w:val="1FA6A2"/>
+                <w:sz w:val="20"/>
+                <w:szCs w:val="20"/>
+              </w:rPr>
+              <w:t xml:space="preserve">Say it first:  </w:t>
+            </w:r>
+            <w:r>
+              <w:rPr>
+                <w:sz w:val="20"/>
+                <w:szCs w:val="20"/>
+              </w:rPr>
+              <w:t xml:space="preserve">Say your idea to a partner or quietly to yourself before you write.</w:t>
+            </w:r>
+          </w:p>
+          <w:p>
+            <w:pPr>
+              <w:spacing w:after="60"/>
+            </w:pPr>
+            <w:r>
+              <w:rPr>
+                <w:color w:val="1A2733"/>
+                <w:sz w:val="21"/>
+                <w:szCs w:val="21"/>
+              </w:rPr>
+              <w:t xml:space="preserve">I move ___ units along the x-axis.</w:t>
+            </w:r>
+            <w:r>
+              <w:rPr>
+                <w:i/>
+                <w:iCs/>
+                <w:color w:val="5F6F80"/>
+                <w:sz w:val="19"/>
+                <w:szCs w:val="19"/>
+              </w:rPr>
+              <w:br/>
+              <w:t xml:space="preserve">Me muevo ___ unidades por el eje x.</w:t>
+            </w:r>
+          </w:p>
+        </w:tc>
+      </w:tr>
+    </w:tbl>
     <w:p>
       <w:pPr>
         <w:pStyle w:val="Heading2"/>
@@ -1798,181 +1871,17 @@
           <w:sz w:val="24"/>
           <w:szCs w:val="24"/>
         </w:rPr>
-        <w:t xml:space="preserve">Solve Together</w:t>
+        <w:t xml:space="preserve">3. Build Your Explanation</w:t>
       </w:r>
       <w:r>
         <w:rPr>
           <w:i/>
           <w:iCs/>
-          <w:color w:val="6B4FA0"/>
-          <w:sz w:val="19"/>
-          <w:szCs w:val="19"/>
-        </w:rPr>
-        <w:t xml:space="preserve">   We Do — work with your class</w:t>
-      </w:r>
-    </w:p>
-    <w:p>
-      <w:pPr>
-        <w:keepNext/>
-        <w:spacing w:after="40" w:before="40"/>
-      </w:pPr>
-      <w:r>
-        <w:rPr>
-          <w:b/>
-          <w:bCs/>
-          <w:color w:val="12355B"/>
-          <w:sz w:val="21"/>
-          <w:szCs w:val="21"/>
-        </w:rPr>
-        <w:t xml:space="preserve">Problem:  </w:t>
-      </w:r>
-      <w:r>
-        <w:rPr>
-          <w:sz w:val="21"/>
-          <w:szCs w:val="21"/>
-        </w:rPr>
-        <w:t xml:space="preserve">What are the coordinates of the origin?</w:t>
-      </w:r>
-    </w:p>
-    <w:p>
-      <w:pPr>
-        <w:spacing w:after="30"/>
-        <w:ind w:left="420"/>
-      </w:pPr>
-      <w:r>
-        <w:rPr>
-          <w:sz w:val="20"/>
-          <w:szCs w:val="20"/>
-        </w:rPr>
-        <w:t xml:space="preserve">A)  (0, 0)</w:t>
-      </w:r>
-    </w:p>
-    <w:p>
-      <w:pPr>
-        <w:spacing w:after="30"/>
-        <w:ind w:left="420"/>
-      </w:pPr>
-      <w:r>
-        <w:rPr>
-          <w:sz w:val="20"/>
-          <w:szCs w:val="20"/>
-        </w:rPr>
-        <w:t xml:space="preserve">B)  (1, 1)</w:t>
-      </w:r>
-    </w:p>
-    <w:p>
-      <w:pPr>
-        <w:spacing w:after="30"/>
-        <w:ind w:left="420"/>
-      </w:pPr>
-      <w:r>
-        <w:rPr>
-          <w:sz w:val="20"/>
-          <w:szCs w:val="20"/>
-        </w:rPr>
-        <w:t xml:space="preserve">C)  (0, 1)</w:t>
-      </w:r>
-    </w:p>
-    <w:p>
-      <w:pPr>
-        <w:spacing w:after="30"/>
-        <w:ind w:left="420"/>
-      </w:pPr>
-      <w:r>
-        <w:rPr>
-          <w:sz w:val="20"/>
-          <w:szCs w:val="20"/>
-        </w:rPr>
-        <w:t xml:space="preserve">D)  (1, 0)</w:t>
-      </w:r>
-    </w:p>
-    <w:p>
-      <w:pPr>
-        <w:keepNext/>
-        <w:spacing w:after="0" w:before="50"/>
-      </w:pPr>
-      <w:r>
-        <w:rPr>
-          <w:b/>
-          <w:bCs/>
-          <w:color w:val="6B4FA0"/>
-          <w:sz w:val="21"/>
-          <w:szCs w:val="21"/>
-        </w:rPr>
-        <w:t xml:space="preserve">Step 1:</w:t>
-      </w:r>
-    </w:p>
-    <w:p>
-      <w:pPr>
-        <w:pBdr>
-          <w:bottom w:val="single" w:color="AFBECC" w:sz="6"/>
-        </w:pBdr>
-        <w:spacing w:after="30" w:before="150"/>
-      </w:pPr>
-      <w:r>
-        <w:t xml:space="preserve"/>
-      </w:r>
-    </w:p>
-    <w:p>
-      <w:pPr>
-        <w:keepNext/>
-        <w:spacing w:after="0" w:before="50"/>
-      </w:pPr>
-      <w:r>
-        <w:rPr>
-          <w:b/>
-          <w:bCs/>
-          <w:color w:val="6B4FA0"/>
-          <w:sz w:val="21"/>
-          <w:szCs w:val="21"/>
-        </w:rPr>
-        <w:t xml:space="preserve">Step 2:</w:t>
-      </w:r>
-    </w:p>
-    <w:p>
-      <w:pPr>
-        <w:pBdr>
-          <w:bottom w:val="single" w:color="AFBECC" w:sz="6"/>
-        </w:pBdr>
-        <w:spacing w:after="30" w:before="150"/>
-      </w:pPr>
-      <w:r>
-        <w:t xml:space="preserve"/>
-      </w:r>
-    </w:p>
-    <w:p>
-      <w:pPr>
-        <w:keepNext/>
-        <w:spacing w:after="0" w:before="60"/>
-      </w:pPr>
-      <w:r>
-        <w:rPr>
-          <w:b/>
-          <w:bCs/>
-          <w:color w:val="12355B"/>
-          <w:sz w:val="21"/>
-          <w:szCs w:val="21"/>
-        </w:rPr>
-        <w:t xml:space="preserve">Answer:</w:t>
-      </w:r>
-    </w:p>
-    <w:p>
-      <w:pPr>
-        <w:pBdr>
-          <w:bottom w:val="single" w:color="AFBECC" w:sz="6"/>
-        </w:pBdr>
-        <w:spacing w:after="30" w:before="150"/>
-      </w:pPr>
-      <w:r>
-        <w:t xml:space="preserve"/>
-      </w:r>
-    </w:p>
-    <w:p>
-      <w:pPr>
-        <w:spacing w:after="80"/>
-      </w:pPr>
-      <w:r>
-        <w:t xml:space="preserve"/>
+          <w:color w:val="B97A12"/>
+          <w:sz w:val="19"/>
+          <w:szCs w:val="19"/>
+        </w:rPr>
+        <w:t xml:space="preserve">   choose your support</w:t>
       </w:r>
     </w:p>
     <w:tbl>
@@ -2003,6 +1912,1393 @@
           </w:tcPr>
           <w:p>
             <w:pPr>
+              <w:spacing w:after="50"/>
+            </w:pPr>
+            <w:r>
+              <w:rPr>
+                <w:i/>
+                <w:iCs/>
+                <w:color w:val="5F6F80"/>
+                <w:sz w:val="19"/>
+                <w:szCs w:val="19"/>
+              </w:rPr>
+              <w:t xml:space="preserve">This model shows the parts of an explanation. It does not answer your writing question.</w:t>
+            </w:r>
+          </w:p>
+          <w:p>
+            <w:pPr>
+              <w:spacing w:after="80"/>
+            </w:pPr>
+            <w:r>
+              <w:rPr>
+                <w:b/>
+                <w:bCs/>
+                <w:color w:val="12355B"/>
+                <w:sz w:val="19"/>
+                <w:szCs w:val="19"/>
+              </w:rPr>
+              <w:t xml:space="preserve">Claim:  </w:t>
+            </w:r>
+            <w:r>
+              <w:rPr>
+                <w:sz w:val="19"/>
+                <w:szCs w:val="19"/>
+              </w:rPr>
+              <w:t xml:space="preserve">We start at the origin and move along the x-axis first because ___.</w:t>
+            </w:r>
+          </w:p>
+          <w:p>
+            <w:pPr>
+              <w:spacing w:after="80"/>
+            </w:pPr>
+            <w:r>
+              <w:rPr>
+                <w:b/>
+                <w:bCs/>
+                <w:color w:val="12355B"/>
+                <w:sz w:val="19"/>
+                <w:szCs w:val="19"/>
+              </w:rPr>
+              <w:t xml:space="preserve">Evidence:  </w:t>
+            </w:r>
+            <w:r>
+              <w:rPr>
+                <w:sz w:val="19"/>
+                <w:szCs w:val="19"/>
+              </w:rPr>
+              <w:t xml:space="preserve">Student states the x-coordinate is the sideways move and the y-coordinate is the up/down move, both starting from the origin.</w:t>
+            </w:r>
+          </w:p>
+          <w:p>
+            <w:pPr>
+              <w:spacing w:after="80"/>
+            </w:pPr>
+            <w:r>
+              <w:rPr>
+                <w:b/>
+                <w:bCs/>
+                <w:color w:val="12355B"/>
+                <w:sz w:val="19"/>
+                <w:szCs w:val="19"/>
+              </w:rPr>
+              <w:t xml:space="preserve">Reasoning:  </w:t>
+            </w:r>
+            <w:r>
+              <w:rPr>
+                <w:sz w:val="19"/>
+                <w:szCs w:val="19"/>
+              </w:rPr>
+              <w:t xml:space="preserve">This evidence connects the definition of coordinate plane to the mathematical claim.</w:t>
+            </w:r>
+          </w:p>
+        </w:tc>
+      </w:tr>
+    </w:tbl>
+    <w:p>
+      <w:pPr>
+        <w:pStyle w:val="Heading2"/>
+        <w:spacing w:after="80" w:before="180"/>
+      </w:pPr>
+      <w:r>
+        <w:rPr>
+          <w:b/>
+          <w:bCs/>
+          <w:color w:val="12355B"/>
+          <w:sz w:val="24"/>
+          <w:szCs w:val="24"/>
+        </w:rPr>
+        <w:t xml:space="preserve">Start</w:t>
+      </w:r>
+      <w:r>
+        <w:rPr>
+          <w:i/>
+          <w:iCs/>
+          <w:color w:val="1FA6A2"/>
+          <w:sz w:val="19"/>
+          <w:szCs w:val="19"/>
+        </w:rPr>
+        <w:t xml:space="preserve">   Most language support</w:t>
+      </w:r>
+    </w:p>
+    <w:p>
+      <w:pPr>
+        <w:spacing w:after="60"/>
+      </w:pPr>
+      <w:r>
+        <w:rPr>
+          <w:color w:val="1A2733"/>
+          <w:sz w:val="21"/>
+          <w:szCs w:val="21"/>
+        </w:rPr>
+        <w:t xml:space="preserve">Complete the frames. Use the word bank.</w:t>
+      </w:r>
+      <w:r>
+        <w:rPr>
+          <w:i/>
+          <w:iCs/>
+          <w:color w:val="5F6F80"/>
+          <w:sz w:val="19"/>
+          <w:szCs w:val="19"/>
+        </w:rPr>
+        <w:br/>
+        <w:t xml:space="preserve">Completa las oraciones. Usa el banco de palabras.</w:t>
+      </w:r>
+    </w:p>
+    <w:p>
+      <w:pPr>
+        <w:spacing w:after="60"/>
+      </w:pPr>
+      <w:r>
+        <w:rPr>
+          <w:color w:val="1A2733"/>
+          <w:sz w:val="21"/>
+          <w:szCs w:val="21"/>
+        </w:rPr>
+        <w:t xml:space="preserve">I move ___ units along the x-axis.</w:t>
+      </w:r>
+      <w:r>
+        <w:rPr>
+          <w:i/>
+          <w:iCs/>
+          <w:color w:val="5F6F80"/>
+          <w:sz w:val="19"/>
+          <w:szCs w:val="19"/>
+        </w:rPr>
+        <w:br/>
+        <w:t xml:space="preserve">Me muevo ___ unidades por el eje x.</w:t>
+      </w:r>
+    </w:p>
+    <w:p>
+      <w:pPr>
+        <w:spacing w:after="60"/>
+      </w:pPr>
+      <w:r>
+        <w:rPr>
+          <w:color w:val="1A2733"/>
+          <w:sz w:val="21"/>
+          <w:szCs w:val="21"/>
+        </w:rPr>
+        <w:t xml:space="preserve">Then I move ___ units along the y-axis.</w:t>
+      </w:r>
+      <w:r>
+        <w:rPr>
+          <w:i/>
+          <w:iCs/>
+          <w:color w:val="5F6F80"/>
+          <w:sz w:val="19"/>
+          <w:szCs w:val="19"/>
+        </w:rPr>
+        <w:br/>
+        <w:t xml:space="preserve">Luego me muevo ___ unidades por el eje y.</w:t>
+      </w:r>
+    </w:p>
+    <w:tbl>
+      <w:tblPr>
+        <w:tblW w:type="pct" w:w="100%"/>
+        <w:tblBorders>
+          <w:top w:val="single" w:color="C7D2DD" w:sz="6"/>
+          <w:left w:val="single" w:color="C7D2DD" w:sz="6"/>
+          <w:bottom w:val="single" w:color="C7D2DD" w:sz="6"/>
+          <w:right w:val="single" w:color="C7D2DD" w:sz="6"/>
+          <w:insideH w:val="single" w:color="auto" w:sz="4"/>
+          <w:insideV w:val="single" w:color="auto" w:sz="4"/>
+        </w:tblBorders>
+      </w:tblPr>
+      <w:tblGrid>
+        <w:gridCol w:w="100"/>
+      </w:tblGrid>
+      <w:tr>
+        <w:tc>
+          <w:tcPr>
+            <w:shd w:fill="FBF3E2" w:color="auto" w:val="clear"/>
+            <w:tcMar>
+              <w:top w:type="dxa" w:w="60"/>
+              <w:left w:type="dxa" w:w="120"/>
+              <w:bottom w:type="dxa" w:w="60"/>
+              <w:right w:type="dxa" w:w="120"/>
+            </w:tcMar>
+          </w:tcPr>
+          <w:p>
+            <w:pPr>
+              <w:spacing w:after="0" w:line="320"/>
+            </w:pPr>
+            <w:r>
+              <w:t xml:space="preserve"/>
+            </w:r>
+          </w:p>
+          <w:p>
+            <w:pPr>
+              <w:spacing w:after="0" w:line="320"/>
+            </w:pPr>
+            <w:r>
+              <w:t xml:space="preserve"/>
+            </w:r>
+          </w:p>
+          <w:p>
+            <w:pPr>
+              <w:spacing w:after="0" w:line="320"/>
+            </w:pPr>
+            <w:r>
+              <w:t xml:space="preserve"/>
+            </w:r>
+          </w:p>
+        </w:tc>
+      </w:tr>
+    </w:tbl>
+    <w:p>
+      <w:pPr>
+        <w:pStyle w:val="Heading2"/>
+        <w:spacing w:after="80" w:before="180"/>
+      </w:pPr>
+      <w:r>
+        <w:rPr>
+          <w:b/>
+          <w:bCs/>
+          <w:color w:val="12355B"/>
+          <w:sz w:val="24"/>
+          <w:szCs w:val="24"/>
+        </w:rPr>
+        <w:t xml:space="preserve">Build</w:t>
+      </w:r>
+      <w:r>
+        <w:rPr>
+          <w:i/>
+          <w:iCs/>
+          <w:color w:val="B97A12"/>
+          <w:sz w:val="19"/>
+          <w:szCs w:val="19"/>
+        </w:rPr>
+        <w:t xml:space="preserve">   Some language support</w:t>
+      </w:r>
+    </w:p>
+    <w:p>
+      <w:pPr>
+        <w:spacing w:after="60"/>
+      </w:pPr>
+      <w:r>
+        <w:rPr>
+          <w:color w:val="1A2733"/>
+          <w:sz w:val="21"/>
+          <w:szCs w:val="21"/>
+        </w:rPr>
+        <w:t xml:space="preserve">Write two connected sentences. Use because, so, or but.</w:t>
+      </w:r>
+      <w:r>
+        <w:rPr>
+          <w:i/>
+          <w:iCs/>
+          <w:color w:val="5F6F80"/>
+          <w:sz w:val="19"/>
+          <w:szCs w:val="19"/>
+        </w:rPr>
+        <w:br/>
+        <w:t xml:space="preserve">Escribe dos oraciones conectadas. Usa porque, entonces o pero.</w:t>
+      </w:r>
+    </w:p>
+    <w:p>
+      <w:pPr>
+        <w:spacing w:after="60"/>
+      </w:pPr>
+      <w:r>
+        <w:rPr>
+          <w:color w:val="1A2733"/>
+          <w:sz w:val="21"/>
+          <w:szCs w:val="21"/>
+        </w:rPr>
+        <w:t xml:space="preserve">My claim is ___.</w:t>
+      </w:r>
+      <w:r>
+        <w:rPr>
+          <w:i/>
+          <w:iCs/>
+          <w:color w:val="5F6F80"/>
+          <w:sz w:val="19"/>
+          <w:szCs w:val="19"/>
+        </w:rPr>
+        <w:br/>
+        <w:t xml:space="preserve">Mi afirmación es ___.</w:t>
+      </w:r>
+    </w:p>
+    <w:p>
+      <w:pPr>
+        <w:spacing w:after="60"/>
+      </w:pPr>
+      <w:r>
+        <w:rPr>
+          <w:color w:val="1A2733"/>
+          <w:sz w:val="21"/>
+          <w:szCs w:val="21"/>
+        </w:rPr>
+        <w:t xml:space="preserve">I know because ___.</w:t>
+      </w:r>
+      <w:r>
+        <w:rPr>
+          <w:i/>
+          <w:iCs/>
+          <w:color w:val="5F6F80"/>
+          <w:sz w:val="19"/>
+          <w:szCs w:val="19"/>
+        </w:rPr>
+        <w:br/>
+        <w:t xml:space="preserve">Lo sé porque ___.</w:t>
+      </w:r>
+    </w:p>
+    <w:p>
+      <w:pPr>
+        <w:spacing w:after="60"/>
+      </w:pPr>
+      <w:r>
+        <w:rPr>
+          <w:color w:val="1A2733"/>
+          <w:sz w:val="21"/>
+          <w:szCs w:val="21"/>
+        </w:rPr>
+        <w:t xml:space="preserve">So ___.</w:t>
+      </w:r>
+      <w:r>
+        <w:rPr>
+          <w:i/>
+          <w:iCs/>
+          <w:color w:val="5F6F80"/>
+          <w:sz w:val="19"/>
+          <w:szCs w:val="19"/>
+        </w:rPr>
+        <w:br/>
+        <w:t xml:space="preserve">Entonces ___.</w:t>
+      </w:r>
+    </w:p>
+    <w:tbl>
+      <w:tblPr>
+        <w:tblW w:type="pct" w:w="100%"/>
+        <w:tblBorders>
+          <w:top w:val="single" w:color="C7D2DD" w:sz="6"/>
+          <w:left w:val="single" w:color="C7D2DD" w:sz="6"/>
+          <w:bottom w:val="single" w:color="C7D2DD" w:sz="6"/>
+          <w:right w:val="single" w:color="C7D2DD" w:sz="6"/>
+          <w:insideH w:val="single" w:color="auto" w:sz="4"/>
+          <w:insideV w:val="single" w:color="auto" w:sz="4"/>
+        </w:tblBorders>
+      </w:tblPr>
+      <w:tblGrid>
+        <w:gridCol w:w="100"/>
+      </w:tblGrid>
+      <w:tr>
+        <w:tc>
+          <w:tcPr>
+            <w:shd w:fill="FBF3E2" w:color="auto" w:val="clear"/>
+            <w:tcMar>
+              <w:top w:type="dxa" w:w="60"/>
+              <w:left w:type="dxa" w:w="120"/>
+              <w:bottom w:type="dxa" w:w="60"/>
+              <w:right w:type="dxa" w:w="120"/>
+            </w:tcMar>
+          </w:tcPr>
+          <w:p>
+            <w:pPr>
+              <w:spacing w:after="0" w:line="320"/>
+            </w:pPr>
+            <w:r>
+              <w:t xml:space="preserve"/>
+            </w:r>
+          </w:p>
+          <w:p>
+            <w:pPr>
+              <w:spacing w:after="0" w:line="320"/>
+            </w:pPr>
+            <w:r>
+              <w:t xml:space="preserve"/>
+            </w:r>
+          </w:p>
+          <w:p>
+            <w:pPr>
+              <w:spacing w:after="0" w:line="320"/>
+            </w:pPr>
+            <w:r>
+              <w:t xml:space="preserve"/>
+            </w:r>
+          </w:p>
+        </w:tc>
+      </w:tr>
+    </w:tbl>
+    <w:p>
+      <w:pPr>
+        <w:pStyle w:val="Heading2"/>
+        <w:spacing w:after="80" w:before="180"/>
+      </w:pPr>
+      <w:r>
+        <w:rPr>
+          <w:b/>
+          <w:bCs/>
+          <w:color w:val="12355B"/>
+          <w:sz w:val="24"/>
+          <w:szCs w:val="24"/>
+        </w:rPr>
+        <w:t xml:space="preserve">Explain</w:t>
+      </w:r>
+      <w:r>
+        <w:rPr>
+          <w:i/>
+          <w:iCs/>
+          <w:color w:val="B97A12"/>
+          <w:sz w:val="19"/>
+          <w:szCs w:val="19"/>
+        </w:rPr>
+        <w:t xml:space="preserve">   Light language support</w:t>
+      </w:r>
+    </w:p>
+    <w:p>
+      <w:pPr>
+        <w:spacing w:after="60"/>
+      </w:pPr>
+      <w:r>
+        <w:rPr>
+          <w:color w:val="1A2733"/>
+          <w:sz w:val="21"/>
+          <w:szCs w:val="21"/>
+        </w:rPr>
+        <w:t xml:space="preserve">Write a claim, give math evidence, and explain your reasoning.</w:t>
+      </w:r>
+      <w:r>
+        <w:rPr>
+          <w:i/>
+          <w:iCs/>
+          <w:color w:val="5F6F80"/>
+          <w:sz w:val="19"/>
+          <w:szCs w:val="19"/>
+        </w:rPr>
+        <w:br/>
+        <w:t xml:space="preserve">Escribe una afirmación, da evidencia matemática y explica tu razonamiento.</w:t>
+      </w:r>
+    </w:p>
+    <w:p>
+      <w:pPr>
+        <w:spacing w:after="60"/>
+      </w:pPr>
+      <w:r>
+        <w:rPr>
+          <w:color w:val="1A2733"/>
+          <w:sz w:val="21"/>
+          <w:szCs w:val="21"/>
+        </w:rPr>
+        <w:t xml:space="preserve">My claim is ___.</w:t>
+      </w:r>
+      <w:r>
+        <w:rPr>
+          <w:i/>
+          <w:iCs/>
+          <w:color w:val="5F6F80"/>
+          <w:sz w:val="19"/>
+          <w:szCs w:val="19"/>
+        </w:rPr>
+        <w:br/>
+        <w:t xml:space="preserve">Mi afirmación es ___.</w:t>
+      </w:r>
+    </w:p>
+    <w:p>
+      <w:pPr>
+        <w:spacing w:after="60"/>
+      </w:pPr>
+      <w:r>
+        <w:rPr>
+          <w:color w:val="1A2733"/>
+          <w:sz w:val="21"/>
+          <w:szCs w:val="21"/>
+        </w:rPr>
+        <w:t xml:space="preserve">My math evidence is ___.</w:t>
+      </w:r>
+      <w:r>
+        <w:rPr>
+          <w:i/>
+          <w:iCs/>
+          <w:color w:val="5F6F80"/>
+          <w:sz w:val="19"/>
+          <w:szCs w:val="19"/>
+        </w:rPr>
+        <w:br/>
+        <w:t xml:space="preserve">Mi evidencia matemática es ___.</w:t>
+      </w:r>
+    </w:p>
+    <w:p>
+      <w:pPr>
+        <w:spacing w:after="60"/>
+      </w:pPr>
+      <w:r>
+        <w:rPr>
+          <w:color w:val="1A2733"/>
+          <w:sz w:val="21"/>
+          <w:szCs w:val="21"/>
+        </w:rPr>
+        <w:t xml:space="preserve">This proves ___ because ___.</w:t>
+      </w:r>
+      <w:r>
+        <w:rPr>
+          <w:i/>
+          <w:iCs/>
+          <w:color w:val="5F6F80"/>
+          <w:sz w:val="19"/>
+          <w:szCs w:val="19"/>
+        </w:rPr>
+        <w:br/>
+        <w:t xml:space="preserve">Esto demuestra ___ porque ___.</w:t>
+      </w:r>
+    </w:p>
+    <w:tbl>
+      <w:tblPr>
+        <w:tblW w:type="pct" w:w="100%"/>
+        <w:tblBorders>
+          <w:top w:val="single" w:color="C7D2DD" w:sz="6"/>
+          <w:left w:val="single" w:color="C7D2DD" w:sz="6"/>
+          <w:bottom w:val="single" w:color="C7D2DD" w:sz="6"/>
+          <w:right w:val="single" w:color="C7D2DD" w:sz="6"/>
+          <w:insideH w:val="single" w:color="auto" w:sz="4"/>
+          <w:insideV w:val="single" w:color="auto" w:sz="4"/>
+        </w:tblBorders>
+      </w:tblPr>
+      <w:tblGrid>
+        <w:gridCol w:w="100"/>
+      </w:tblGrid>
+      <w:tr>
+        <w:tc>
+          <w:tcPr>
+            <w:shd w:fill="FBF3E2" w:color="auto" w:val="clear"/>
+            <w:tcMar>
+              <w:top w:type="dxa" w:w="60"/>
+              <w:left w:type="dxa" w:w="120"/>
+              <w:bottom w:type="dxa" w:w="60"/>
+              <w:right w:type="dxa" w:w="120"/>
+            </w:tcMar>
+          </w:tcPr>
+          <w:p>
+            <w:pPr>
+              <w:spacing w:after="0" w:line="320"/>
+            </w:pPr>
+            <w:r>
+              <w:t xml:space="preserve"/>
+            </w:r>
+          </w:p>
+          <w:p>
+            <w:pPr>
+              <w:spacing w:after="0" w:line="320"/>
+            </w:pPr>
+            <w:r>
+              <w:t xml:space="preserve"/>
+            </w:r>
+          </w:p>
+          <w:p>
+            <w:pPr>
+              <w:spacing w:after="0" w:line="320"/>
+            </w:pPr>
+            <w:r>
+              <w:t xml:space="preserve"/>
+            </w:r>
+          </w:p>
+          <w:p>
+            <w:pPr>
+              <w:spacing w:after="0" w:line="320"/>
+            </w:pPr>
+            <w:r>
+              <w:t xml:space="preserve"/>
+            </w:r>
+          </w:p>
+          <w:p>
+            <w:pPr>
+              <w:spacing w:after="0" w:line="320"/>
+            </w:pPr>
+            <w:r>
+              <w:t xml:space="preserve"/>
+            </w:r>
+          </w:p>
+        </w:tc>
+      </w:tr>
+    </w:tbl>
+    <w:p>
+      <w:pPr>
+        <w:pStyle w:val="Heading2"/>
+        <w:spacing w:after="80" w:before="180"/>
+      </w:pPr>
+      <w:r>
+        <w:rPr>
+          <w:b/>
+          <w:bCs/>
+          <w:color w:val="12355B"/>
+          <w:sz w:val="24"/>
+          <w:szCs w:val="24"/>
+        </w:rPr>
+        <w:t xml:space="preserve">4. Check Your Explanation</w:t>
+      </w:r>
+      <w:r>
+        <w:rPr>
+          <w:i/>
+          <w:iCs/>
+          <w:color w:val="1FA6A2"/>
+          <w:sz w:val="19"/>
+          <w:szCs w:val="19"/>
+        </w:rPr>
+        <w:t xml:space="preserve">   five quick checks</w:t>
+      </w:r>
+    </w:p>
+    <w:p>
+      <w:pPr>
+        <w:spacing w:after="80"/>
+      </w:pPr>
+      <w:r>
+        <w:rPr>
+          <w:b/>
+          <w:bCs/>
+          <w:color w:val="1FA6A2"/>
+          <w:sz w:val="22"/>
+          <w:szCs w:val="22"/>
+        </w:rPr>
+        <w:t xml:space="preserve">☐  </w:t>
+      </w:r>
+      <w:r>
+        <w:rPr>
+          <w:sz w:val="20"/>
+          <w:szCs w:val="20"/>
+        </w:rPr>
+        <w:t xml:space="preserve">I answered the question.</w:t>
+      </w:r>
+      <w:r>
+        <w:rPr>
+          <w:i/>
+          <w:iCs/>
+          <w:color w:val="5F6F80"/>
+          <w:sz w:val="18"/>
+          <w:szCs w:val="18"/>
+        </w:rPr>
+        <w:br/>
+        <w:t xml:space="preserve">Respondí la pregunta.</w:t>
+      </w:r>
+    </w:p>
+    <w:p>
+      <w:pPr>
+        <w:spacing w:after="80"/>
+      </w:pPr>
+      <w:r>
+        <w:rPr>
+          <w:b/>
+          <w:bCs/>
+          <w:color w:val="1FA6A2"/>
+          <w:sz w:val="22"/>
+          <w:szCs w:val="22"/>
+        </w:rPr>
+        <w:t xml:space="preserve">☐  </w:t>
+      </w:r>
+      <w:r>
+        <w:rPr>
+          <w:sz w:val="20"/>
+          <w:szCs w:val="20"/>
+        </w:rPr>
+        <w:t xml:space="preserve">I used math evidence: numbers, an equation, a model, or a comparison.</w:t>
+      </w:r>
+      <w:r>
+        <w:rPr>
+          <w:i/>
+          <w:iCs/>
+          <w:color w:val="5F6F80"/>
+          <w:sz w:val="18"/>
+          <w:szCs w:val="18"/>
+        </w:rPr>
+        <w:br/>
+        <w:t xml:space="preserve">Usé evidencia matemática: números, una ecuación, un modelo o una comparación.</w:t>
+      </w:r>
+    </w:p>
+    <w:p>
+      <w:pPr>
+        <w:spacing w:after="80"/>
+      </w:pPr>
+      <w:r>
+        <w:rPr>
+          <w:b/>
+          <w:bCs/>
+          <w:color w:val="1FA6A2"/>
+          <w:sz w:val="22"/>
+          <w:szCs w:val="22"/>
+        </w:rPr>
+        <w:t xml:space="preserve">☐  </w:t>
+      </w:r>
+      <w:r>
+        <w:rPr>
+          <w:sz w:val="20"/>
+          <w:szCs w:val="20"/>
+        </w:rPr>
+        <w:t xml:space="preserve">I explained how the evidence proves my answer.</w:t>
+      </w:r>
+      <w:r>
+        <w:rPr>
+          <w:i/>
+          <w:iCs/>
+          <w:color w:val="5F6F80"/>
+          <w:sz w:val="18"/>
+          <w:szCs w:val="18"/>
+        </w:rPr>
+        <w:br/>
+        <w:t xml:space="preserve">Expliqué cómo la evidencia demuestra mi respuesta.</w:t>
+      </w:r>
+    </w:p>
+    <w:p>
+      <w:pPr>
+        <w:spacing w:after="80"/>
+      </w:pPr>
+      <w:r>
+        <w:rPr>
+          <w:b/>
+          <w:bCs/>
+          <w:color w:val="1FA6A2"/>
+          <w:sz w:val="22"/>
+          <w:szCs w:val="22"/>
+        </w:rPr>
+        <w:t xml:space="preserve">☐  </w:t>
+      </w:r>
+      <w:r>
+        <w:rPr>
+          <w:sz w:val="20"/>
+          <w:szCs w:val="20"/>
+        </w:rPr>
+        <w:t xml:space="preserve">I used at least two math words.</w:t>
+      </w:r>
+      <w:r>
+        <w:rPr>
+          <w:i/>
+          <w:iCs/>
+          <w:color w:val="5F6F80"/>
+          <w:sz w:val="18"/>
+          <w:szCs w:val="18"/>
+        </w:rPr>
+        <w:br/>
+        <w:t xml:space="preserve">Usé por lo menos dos palabras matemáticas.</w:t>
+      </w:r>
+    </w:p>
+    <w:p>
+      <w:pPr>
+        <w:spacing w:after="80"/>
+      </w:pPr>
+      <w:r>
+        <w:rPr>
+          <w:b/>
+          <w:bCs/>
+          <w:color w:val="1FA6A2"/>
+          <w:sz w:val="22"/>
+          <w:szCs w:val="22"/>
+        </w:rPr>
+        <w:t xml:space="preserve">☐  </w:t>
+      </w:r>
+      <w:r>
+        <w:rPr>
+          <w:sz w:val="20"/>
+          <w:szCs w:val="20"/>
+        </w:rPr>
+        <w:t xml:space="preserve">I reread complete sentences and punctuation.</w:t>
+      </w:r>
+      <w:r>
+        <w:rPr>
+          <w:i/>
+          <w:iCs/>
+          <w:color w:val="5F6F80"/>
+          <w:sz w:val="18"/>
+          <w:szCs w:val="18"/>
+        </w:rPr>
+        <w:br/>
+        <w:t xml:space="preserve">Volví a leer mis oraciones completas y la puntuación.</w:t>
+      </w:r>
+    </w:p>
+    <w:p>
+      <w:pPr>
+        <w:pStyle w:val="Heading1"/>
+        <w:pageBreakBefore/>
+        <w:pBdr>
+          <w:bottom w:val="single" w:color="1FA6A2" w:sz="14" w:space="6"/>
+        </w:pBdr>
+        <w:spacing w:after="140" w:before="0"/>
+      </w:pPr>
+      <w:r>
+        <w:rPr>
+          <w:b/>
+          <w:bCs/>
+          <w:color w:val="12355B"/>
+          <w:sz w:val="30"/>
+          <w:szCs w:val="30"/>
+        </w:rPr>
+        <w:t xml:space="preserve">Worked Example</w:t>
+      </w:r>
+    </w:p>
+    <w:p>
+      <w:pPr>
+        <w:pStyle w:val="Heading2"/>
+        <w:spacing w:after="80" w:before="180"/>
+      </w:pPr>
+      <w:r>
+        <w:rPr>
+          <w:b/>
+          <w:bCs/>
+          <w:color w:val="12355B"/>
+          <w:sz w:val="24"/>
+          <w:szCs w:val="24"/>
+        </w:rPr>
+        <w:t xml:space="preserve">Watch &amp; Read</w:t>
+      </w:r>
+      <w:r>
+        <w:rPr>
+          <w:i/>
+          <w:iCs/>
+          <w:color w:val="1FA6A2"/>
+          <w:sz w:val="19"/>
+          <w:szCs w:val="19"/>
+        </w:rPr>
+        <w:t xml:space="preserve">   I Do — follow along with your teacher</w:t>
+      </w:r>
+    </w:p>
+    <w:tbl>
+      <w:tblPr>
+        <w:tblW w:type="pct" w:w="100%"/>
+        <w:tblBorders>
+          <w:top w:val="single" w:color="1FA6A2" w:sz="8"/>
+          <w:left w:val="single" w:color="1FA6A2" w:sz="8"/>
+          <w:bottom w:val="single" w:color="1FA6A2" w:sz="8"/>
+          <w:right w:val="single" w:color="1FA6A2" w:sz="8"/>
+          <w:insideH w:val="single" w:color="auto" w:sz="4"/>
+          <w:insideV w:val="single" w:color="auto" w:sz="4"/>
+        </w:tblBorders>
+      </w:tblPr>
+      <w:tblGrid>
+        <w:gridCol w:w="100"/>
+      </w:tblGrid>
+      <w:tr>
+        <w:tc>
+          <w:tcPr>
+            <w:shd w:fill="E6F4F3" w:color="auto" w:val="clear"/>
+            <w:tcMar>
+              <w:top w:type="dxa" w:w="120"/>
+              <w:left w:type="dxa" w:w="180"/>
+              <w:bottom w:type="dxa" w:w="120"/>
+              <w:right w:type="dxa" w:w="180"/>
+            </w:tcMar>
+          </w:tcPr>
+          <w:p>
+            <w:pPr>
+              <w:spacing w:after="60"/>
+            </w:pPr>
+            <w:r>
+              <w:rPr>
+                <w:b/>
+                <w:bCs/>
+                <w:color w:val="12355B"/>
+                <w:sz w:val="22"/>
+                <w:szCs w:val="22"/>
+              </w:rPr>
+              <w:t xml:space="preserve">Treasure Map Navigation</w:t>
+            </w:r>
+          </w:p>
+          <w:p>
+            <w:pPr>
+              <w:spacing w:after="0"/>
+            </w:pPr>
+            <w:r>
+              <w:rPr>
+                <w:sz w:val="21"/>
+                <w:szCs w:val="21"/>
+              </w:rPr>
+              <w:t xml:space="preserve">Captain Vega left a treasure map, but instead of an 'X marks the spot,' she hid the directions as ordered pairs! To find the treasure, you need to plot each point on the coordinate plane and connect them in order. The first clue says: Start at (2, 1), then go to (5, 4), then (8, 1).</w:t>
+            </w:r>
+          </w:p>
+        </w:tc>
+      </w:tr>
+    </w:tbl>
+    <w:p>
+      <w:pPr>
+        <w:spacing w:after="80"/>
+      </w:pPr>
+      <w:r>
+        <w:t xml:space="preserve"/>
+      </w:r>
+    </w:p>
+    <w:p>
+      <w:pPr>
+        <w:spacing w:after="50" w:before="60"/>
+      </w:pPr>
+      <w:r>
+        <w:rPr>
+          <w:b/>
+          <w:bCs/>
+          <w:color w:val="12355B"/>
+          <w:sz w:val="21"/>
+          <w:szCs w:val="21"/>
+        </w:rPr>
+        <w:t xml:space="preserve">Think about:</w:t>
+      </w:r>
+    </w:p>
+    <w:p>
+      <w:pPr>
+        <w:spacing w:after="40"/>
+        <w:ind w:left="300"/>
+      </w:pPr>
+      <w:r>
+        <w:rPr>
+          <w:sz w:val="20"/>
+          <w:szCs w:val="20"/>
+        </w:rPr>
+        <w:t xml:space="preserve">•  What shape will the three points make when connected?</w:t>
+      </w:r>
+    </w:p>
+    <w:p>
+      <w:pPr>
+        <w:spacing w:after="40"/>
+        <w:ind w:left="300"/>
+      </w:pPr>
+      <w:r>
+        <w:rPr>
+          <w:sz w:val="20"/>
+          <w:szCs w:val="20"/>
+        </w:rPr>
+        <w:t xml:space="preserve">•  Which number tells you how far right/left? Which tells you up/down?</w:t>
+      </w:r>
+    </w:p>
+    <w:p>
+      <w:pPr>
+        <w:spacing w:after="40"/>
+        <w:ind w:left="300"/>
+      </w:pPr>
+      <w:r>
+        <w:rPr>
+          <w:sz w:val="20"/>
+          <w:szCs w:val="20"/>
+        </w:rPr>
+        <w:t xml:space="preserve">•  Why is the ORDER in an ordered pair important?</w:t>
+      </w:r>
+    </w:p>
+    <w:p>
+      <w:pPr>
+        <w:spacing w:after="40"/>
+        <w:ind w:left="300"/>
+      </w:pPr>
+      <w:r>
+        <w:rPr>
+          <w:sz w:val="20"/>
+          <w:szCs w:val="20"/>
+        </w:rPr>
+        <w:t xml:space="preserve">•  What if one of the coordinates was negative?</w:t>
+      </w:r>
+    </w:p>
+    <w:p>
+      <w:pPr>
+        <w:spacing w:after="40"/>
+        <w:ind w:left="300"/>
+      </w:pPr>
+      <w:r>
+        <w:rPr>
+          <w:sz w:val="20"/>
+          <w:szCs w:val="20"/>
+        </w:rPr>
+        <w:t xml:space="preserve">•  How would you describe a location without a coordinate plane?</w:t>
+      </w:r>
+    </w:p>
+    <w:p>
+      <w:pPr>
+        <w:pStyle w:val="Heading2"/>
+        <w:spacing w:after="80" w:before="180"/>
+      </w:pPr>
+      <w:r>
+        <w:rPr>
+          <w:b/>
+          <w:bCs/>
+          <w:color w:val="12355B"/>
+          <w:sz w:val="24"/>
+          <w:szCs w:val="24"/>
+        </w:rPr>
+        <w:t xml:space="preserve">Solved Example</w:t>
+      </w:r>
+      <w:r>
+        <w:rPr>
+          <w:i/>
+          <w:iCs/>
+          <w:color w:val="1FA6A2"/>
+          <w:sz w:val="19"/>
+          <w:szCs w:val="19"/>
+        </w:rPr>
+        <w:t xml:space="preserve">   I Do — watch each step</w:t>
+      </w:r>
+    </w:p>
+    <w:p>
+      <w:pPr>
+        <w:keepNext/>
+        <w:spacing w:after="40"/>
+      </w:pPr>
+      <w:r>
+        <w:rPr>
+          <w:b/>
+          <w:bCs/>
+          <w:color w:val="12355B"/>
+          <w:sz w:val="21"/>
+          <w:szCs w:val="21"/>
+        </w:rPr>
+        <w:t xml:space="preserve">Problem:  </w:t>
+      </w:r>
+      <w:r>
+        <w:rPr>
+          <w:sz w:val="21"/>
+          <w:szCs w:val="21"/>
+        </w:rPr>
+        <w:t xml:space="preserve">Which ordered pair names a point 3 units right and 7 units up from the origin?</w:t>
+      </w:r>
+    </w:p>
+    <w:p>
+      <w:pPr>
+        <w:spacing w:after="30"/>
+        <w:ind w:left="420"/>
+      </w:pPr>
+      <w:r>
+        <w:rPr>
+          <w:sz w:val="20"/>
+          <w:szCs w:val="20"/>
+        </w:rPr>
+        <w:t xml:space="preserve">A)  (3, 7)</w:t>
+      </w:r>
+    </w:p>
+    <w:p>
+      <w:pPr>
+        <w:spacing w:after="30"/>
+        <w:ind w:left="420"/>
+      </w:pPr>
+      <w:r>
+        <w:rPr>
+          <w:sz w:val="20"/>
+          <w:szCs w:val="20"/>
+        </w:rPr>
+        <w:t xml:space="preserve">B)  (7, 3)</w:t>
+      </w:r>
+    </w:p>
+    <w:p>
+      <w:pPr>
+        <w:spacing w:after="30"/>
+        <w:ind w:left="420"/>
+      </w:pPr>
+      <w:r>
+        <w:rPr>
+          <w:sz w:val="20"/>
+          <w:szCs w:val="20"/>
+        </w:rPr>
+        <w:t xml:space="preserve">C)  (3, 3)</w:t>
+      </w:r>
+    </w:p>
+    <w:p>
+      <w:pPr>
+        <w:spacing w:after="30"/>
+        <w:ind w:left="420"/>
+      </w:pPr>
+      <w:r>
+        <w:rPr>
+          <w:sz w:val="20"/>
+          <w:szCs w:val="20"/>
+        </w:rPr>
+        <w:t xml:space="preserve">D)  (0, 7)</w:t>
+      </w:r>
+    </w:p>
+    <w:p>
+      <w:pPr>
+        <w:spacing w:after="20" w:before="50"/>
+      </w:pPr>
+      <w:r>
+        <w:rPr>
+          <w:b/>
+          <w:bCs/>
+          <w:color w:val="1FA6A2"/>
+          <w:sz w:val="21"/>
+          <w:szCs w:val="21"/>
+        </w:rPr>
+        <w:t xml:space="preserve">Step 1:  </w:t>
+      </w:r>
+      <w:r>
+        <w:rPr>
+          <w:sz w:val="21"/>
+          <w:szCs w:val="21"/>
+        </w:rPr>
+        <w:t xml:space="preserve">The first coordinate is horizontal (right 3), the second is vertical (up 7).</w:t>
+      </w:r>
+    </w:p>
+    <w:p>
+      <w:pPr>
+        <w:spacing w:after="20" w:before="50"/>
+      </w:pPr>
+      <w:r>
+        <w:rPr>
+          <w:b/>
+          <w:bCs/>
+          <w:color w:val="1FA6A2"/>
+          <w:sz w:val="21"/>
+          <w:szCs w:val="21"/>
+        </w:rPr>
+        <w:t xml:space="preserve">Step 2:  </w:t>
+      </w:r>
+      <w:r>
+        <w:rPr>
+          <w:sz w:val="21"/>
+          <w:szCs w:val="21"/>
+        </w:rPr>
+        <w:t xml:space="preserve">So (3, 7).</w:t>
+      </w:r>
+    </w:p>
+    <w:p>
+      <w:pPr>
+        <w:spacing w:after="40" w:before="60"/>
+      </w:pPr>
+      <w:r>
+        <w:rPr>
+          <w:b/>
+          <w:bCs/>
+          <w:color w:val="12355B"/>
+          <w:sz w:val="21"/>
+          <w:szCs w:val="21"/>
+        </w:rPr>
+        <w:t xml:space="preserve">Answer:  </w:t>
+      </w:r>
+      <w:r>
+        <w:rPr>
+          <w:b/>
+          <w:bCs/>
+          <w:sz w:val="21"/>
+          <w:szCs w:val="21"/>
+        </w:rPr>
+        <w:t xml:space="preserve">A. (3, 7)</w:t>
+      </w:r>
+    </w:p>
+    <w:p>
+      <w:pPr>
+        <w:pStyle w:val="Heading1"/>
+        <w:pageBreakBefore/>
+        <w:pBdr>
+          <w:bottom w:val="single" w:color="1FA6A2" w:sz="14" w:space="6"/>
+        </w:pBdr>
+        <w:spacing w:after="140" w:before="0"/>
+      </w:pPr>
+      <w:r>
+        <w:rPr>
+          <w:b/>
+          <w:bCs/>
+          <w:color w:val="12355B"/>
+          <w:sz w:val="30"/>
+          <w:szCs w:val="30"/>
+        </w:rPr>
+        <w:t xml:space="preserve">Guided Practice</w:t>
+      </w:r>
+    </w:p>
+    <w:p>
+      <w:pPr>
+        <w:pStyle w:val="Heading2"/>
+        <w:spacing w:after="80" w:before="180"/>
+      </w:pPr>
+      <w:r>
+        <w:rPr>
+          <w:b/>
+          <w:bCs/>
+          <w:color w:val="12355B"/>
+          <w:sz w:val="24"/>
+          <w:szCs w:val="24"/>
+        </w:rPr>
+        <w:t xml:space="preserve">Solve Together</w:t>
+      </w:r>
+      <w:r>
+        <w:rPr>
+          <w:i/>
+          <w:iCs/>
+          <w:color w:val="6B4FA0"/>
+          <w:sz w:val="19"/>
+          <w:szCs w:val="19"/>
+        </w:rPr>
+        <w:t xml:space="preserve">   We Do — work with your class</w:t>
+      </w:r>
+    </w:p>
+    <w:p>
+      <w:pPr>
+        <w:keepNext/>
+        <w:spacing w:after="40" w:before="40"/>
+      </w:pPr>
+      <w:r>
+        <w:rPr>
+          <w:b/>
+          <w:bCs/>
+          <w:color w:val="12355B"/>
+          <w:sz w:val="21"/>
+          <w:szCs w:val="21"/>
+        </w:rPr>
+        <w:t xml:space="preserve">Problem:  </w:t>
+      </w:r>
+      <w:r>
+        <w:rPr>
+          <w:sz w:val="21"/>
+          <w:szCs w:val="21"/>
+        </w:rPr>
+        <w:t xml:space="preserve">What are the coordinates of the origin?</w:t>
+      </w:r>
+    </w:p>
+    <w:p>
+      <w:pPr>
+        <w:spacing w:after="30"/>
+        <w:ind w:left="420"/>
+      </w:pPr>
+      <w:r>
+        <w:rPr>
+          <w:sz w:val="20"/>
+          <w:szCs w:val="20"/>
+        </w:rPr>
+        <w:t xml:space="preserve">A)  (0, 0)</w:t>
+      </w:r>
+    </w:p>
+    <w:p>
+      <w:pPr>
+        <w:spacing w:after="30"/>
+        <w:ind w:left="420"/>
+      </w:pPr>
+      <w:r>
+        <w:rPr>
+          <w:sz w:val="20"/>
+          <w:szCs w:val="20"/>
+        </w:rPr>
+        <w:t xml:space="preserve">B)  (1, 1)</w:t>
+      </w:r>
+    </w:p>
+    <w:p>
+      <w:pPr>
+        <w:spacing w:after="30"/>
+        <w:ind w:left="420"/>
+      </w:pPr>
+      <w:r>
+        <w:rPr>
+          <w:sz w:val="20"/>
+          <w:szCs w:val="20"/>
+        </w:rPr>
+        <w:t xml:space="preserve">C)  (0, 1)</w:t>
+      </w:r>
+    </w:p>
+    <w:p>
+      <w:pPr>
+        <w:spacing w:after="30"/>
+        <w:ind w:left="420"/>
+      </w:pPr>
+      <w:r>
+        <w:rPr>
+          <w:sz w:val="20"/>
+          <w:szCs w:val="20"/>
+        </w:rPr>
+        <w:t xml:space="preserve">D)  (1, 0)</w:t>
+      </w:r>
+    </w:p>
+    <w:p>
+      <w:pPr>
+        <w:keepNext/>
+        <w:spacing w:after="0" w:before="50"/>
+      </w:pPr>
+      <w:r>
+        <w:rPr>
+          <w:b/>
+          <w:bCs/>
+          <w:color w:val="6B4FA0"/>
+          <w:sz w:val="21"/>
+          <w:szCs w:val="21"/>
+        </w:rPr>
+        <w:t xml:space="preserve">Step 1:</w:t>
+      </w:r>
+    </w:p>
+    <w:p>
+      <w:pPr>
+        <w:pBdr>
+          <w:bottom w:val="single" w:color="AFBECC" w:sz="6"/>
+        </w:pBdr>
+        <w:spacing w:after="30" w:before="150"/>
+      </w:pPr>
+      <w:r>
+        <w:t xml:space="preserve"/>
+      </w:r>
+    </w:p>
+    <w:p>
+      <w:pPr>
+        <w:keepNext/>
+        <w:spacing w:after="0" w:before="50"/>
+      </w:pPr>
+      <w:r>
+        <w:rPr>
+          <w:b/>
+          <w:bCs/>
+          <w:color w:val="6B4FA0"/>
+          <w:sz w:val="21"/>
+          <w:szCs w:val="21"/>
+        </w:rPr>
+        <w:t xml:space="preserve">Step 2:</w:t>
+      </w:r>
+    </w:p>
+    <w:p>
+      <w:pPr>
+        <w:pBdr>
+          <w:bottom w:val="single" w:color="AFBECC" w:sz="6"/>
+        </w:pBdr>
+        <w:spacing w:after="30" w:before="150"/>
+      </w:pPr>
+      <w:r>
+        <w:t xml:space="preserve"/>
+      </w:r>
+    </w:p>
+    <w:p>
+      <w:pPr>
+        <w:keepNext/>
+        <w:spacing w:after="0" w:before="60"/>
+      </w:pPr>
+      <w:r>
+        <w:rPr>
+          <w:b/>
+          <w:bCs/>
+          <w:color w:val="12355B"/>
+          <w:sz w:val="21"/>
+          <w:szCs w:val="21"/>
+        </w:rPr>
+        <w:t xml:space="preserve">Answer:</w:t>
+      </w:r>
+    </w:p>
+    <w:p>
+      <w:pPr>
+        <w:pBdr>
+          <w:bottom w:val="single" w:color="AFBECC" w:sz="6"/>
+        </w:pBdr>
+        <w:spacing w:after="30" w:before="150"/>
+      </w:pPr>
+      <w:r>
+        <w:t xml:space="preserve"/>
+      </w:r>
+    </w:p>
+    <w:p>
+      <w:pPr>
+        <w:spacing w:after="80"/>
+      </w:pPr>
+      <w:r>
+        <w:t xml:space="preserve"/>
+      </w:r>
+    </w:p>
+    <w:tbl>
+      <w:tblPr>
+        <w:tblW w:type="pct" w:w="100%"/>
+        <w:tblBorders>
+          <w:top w:val="single" w:color="BBD0DE" w:sz="8"/>
+          <w:left w:val="single" w:color="BBD0DE" w:sz="8"/>
+          <w:bottom w:val="single" w:color="BBD0DE" w:sz="8"/>
+          <w:right w:val="single" w:color="BBD0DE" w:sz="8"/>
+          <w:insideH w:val="single" w:color="auto" w:sz="4"/>
+          <w:insideV w:val="single" w:color="auto" w:sz="4"/>
+        </w:tblBorders>
+      </w:tblPr>
+      <w:tblGrid>
+        <w:gridCol w:w="100"/>
+      </w:tblGrid>
+      <w:tr>
+        <w:tc>
+          <w:tcPr>
+            <w:shd w:fill="EEF4F8" w:color="auto" w:val="clear"/>
+            <w:tcMar>
+              <w:top w:type="dxa" w:w="120"/>
+              <w:left w:type="dxa" w:w="180"/>
+              <w:bottom w:type="dxa" w:w="120"/>
+              <w:right w:type="dxa" w:w="180"/>
+            </w:tcMar>
+          </w:tcPr>
+          <w:p>
+            <w:pPr>
               <w:spacing w:after="60"/>
             </w:pPr>
             <w:r>
@@ -3264,6 +4560,97 @@
           <w:szCs w:val="19"/>
         </w:rPr>
         <w:t xml:space="preserve">  — Right 6 = x-coordinate of 6, Up 3 = y-coordinate of 3. The ordered pair is (6, 3).</w:t>
+      </w:r>
+    </w:p>
+    <w:p>
+      <w:pPr>
+        <w:pStyle w:val="Heading2"/>
+        <w:spacing w:after="80" w:before="180"/>
+      </w:pPr>
+      <w:r>
+        <w:rPr>
+          <w:b/>
+          <w:bCs/>
+          <w:color w:val="12355B"/>
+          <w:sz w:val="24"/>
+          <w:szCs w:val="24"/>
+        </w:rPr>
+        <w:t xml:space="preserve">Math Writing Criteria</w:t>
+      </w:r>
+    </w:p>
+    <w:p>
+      <w:pPr>
+        <w:spacing w:after="100"/>
+      </w:pPr>
+      <w:r>
+        <w:rPr>
+          <w:i/>
+          <w:iCs/>
+          <w:color w:val="5F6F80"/>
+          <w:sz w:val="19"/>
+          <w:szCs w:val="19"/>
+        </w:rPr>
+        <w:t xml:space="preserve">The support level changes the amount of language scaffolding, not the mathematical expectation.</w:t>
+      </w:r>
+    </w:p>
+    <w:p>
+      <w:pPr>
+        <w:spacing w:after="80"/>
+      </w:pPr>
+      <w:r>
+        <w:rPr>
+          <w:sz w:val="20"/>
+          <w:szCs w:val="20"/>
+        </w:rPr>
+        <w:t xml:space="preserve">☐  I answered the question.</w:t>
+      </w:r>
+    </w:p>
+    <w:p>
+      <w:pPr>
+        <w:spacing w:after="80"/>
+      </w:pPr>
+      <w:r>
+        <w:rPr>
+          <w:sz w:val="20"/>
+          <w:szCs w:val="20"/>
+        </w:rPr>
+        <w:t xml:space="preserve">☐  I used math evidence: numbers, an equation, a model, or a comparison.</w:t>
+      </w:r>
+    </w:p>
+    <w:p>
+      <w:pPr>
+        <w:spacing w:after="80"/>
+      </w:pPr>
+      <w:r>
+        <w:rPr>
+          <w:sz w:val="20"/>
+          <w:szCs w:val="20"/>
+        </w:rPr>
+        <w:t xml:space="preserve">☐  I explained how the evidence proves my answer.</w:t>
+      </w:r>
+    </w:p>
+    <w:p>
+      <w:pPr>
+        <w:spacing w:after="80"/>
+      </w:pPr>
+      <w:r>
+        <w:rPr>
+          <w:sz w:val="20"/>
+          <w:szCs w:val="20"/>
+        </w:rPr>
+        <w:t xml:space="preserve">☐  I used at least two math words.</w:t>
+      </w:r>
+    </w:p>
+    <w:p>
+      <w:pPr>
+        <w:spacing w:after="80"/>
+      </w:pPr>
+      <w:r>
+        <w:rPr>
+          <w:sz w:val="20"/>
+          <w:szCs w:val="20"/>
+        </w:rPr>
+        <w:t xml:space="preserve">☐  I reread complete sentences and punctuation.</w:t>
       </w:r>
     </w:p>
     <w:sectPr>
